--- a/NandGame/Report NandGame_filled.docx
+++ b/NandGame/Report NandGame_filled.docx
@@ -1,6 +1,6 @@
 
 <file path=word/document.xml><?xml version="1.0" encoding="utf-8"?>
-<w:document xmlns:wpc="http://schemas.microsoft.com/office/word/2010/wordprocessingCanvas" xmlns:mc="http://schemas.openxmlformats.org/markup-compatibility/2006" xmlns:o="urn:schemas-microsoft-com:office:office" xmlns:r="http://schemas.openxmlformats.org/officeDocument/2006/relationships" xmlns:m="http://schemas.openxmlformats.org/officeDocument/2006/math" xmlns:v="urn:schemas-microsoft-com:vml" xmlns:wp="http://schemas.openxmlformats.org/drawingml/2006/wordprocessingDrawing" xmlns:w="http://schemas.openxmlformats.org/wordprocessingml/2006/main" xmlns:wpg="http://schemas.microsoft.com/office/word/2010/wordprocessingGroup" xmlns:wpi="http://schemas.microsoft.com/office/word/2010/wordprocessingInk" xmlns:a="http://schemas.openxmlformats.org/drawingml/2006/main" xmlns:wne="http://schemas.microsoft.com/office/word/2006/wordml" xmlns:wps="http://schemas.microsoft.com/office/word/2010/wordprocessingShape" xmlns:w10="urn:schemas-microsoft-com:office:word" xmlns:wp14="http://schemas.microsoft.com/office/word/2010/wordprocessingDrawing" xmlns:w14="http://schemas.microsoft.com/office/word/2010/wordml" xmlns:w15="http://schemas.microsoft.com/office/word/2012/wordml" xmlns:w16cex="http://schemas.microsoft.com/office/word/2018/wordml/cex" xmlns:w16cid="http://schemas.microsoft.com/office/word/2016/wordml/cid" xmlns:w16="http://schemas.microsoft.com/office/word/2018/wordml" xmlns:w16sdtdh="http://schemas.microsoft.com/office/word/2020/wordml/sdtdatahash" xmlns:w16se="http://schemas.microsoft.com/office/word/2015/wordml/symex" mc:Ignorable="w14 w15 w16se w16cid w16 w16cex w16sdtdh wp14">
+<w:document xmlns:a="http://schemas.openxmlformats.org/drawingml/2006/main" xmlns:mc="http://schemas.openxmlformats.org/markup-compatibility/2006" xmlns:o="urn:schemas-microsoft-com:office:office" xmlns:pic="http://schemas.openxmlformats.org/drawingml/2006/picture" xmlns:r="http://schemas.openxmlformats.org/officeDocument/2006/relationships" xmlns:v="urn:schemas-microsoft-com:vml" xmlns:w="http://schemas.openxmlformats.org/wordprocessingml/2006/main" xmlns:w10="urn:schemas-microsoft-com:office:word" xmlns:wp="http://schemas.openxmlformats.org/drawingml/2006/wordprocessingDrawing" mc:Ignorable="w14 w15 w16se w16cid w16 w16cex w16sdtdh wp14">
   <w:body>
     <w:p>
       <w:pPr>
@@ -21,7 +21,7 @@
         <mc:AlternateContent>
           <mc:Choice Requires="wpg">
             <w:drawing>
-              <wp:anchor xmlns:wp="http://schemas.openxmlformats.org/drawingml/2006/wordprocessingDrawing" xmlns:wp14="http://schemas.microsoft.com/office/word/2010/wordprocessingDrawing" distT="0" distB="0" distL="114300" distR="114300" simplePos="0" relativeHeight="251659264" behindDoc="0" locked="0" layoutInCell="1" allowOverlap="1">
+              <wp:anchor distT="0" distB="0" distL="114300" distR="114300" simplePos="0" relativeHeight="251659264" behindDoc="0" locked="0" layoutInCell="1" allowOverlap="1">
                 <wp:simplePos x="0" y="0"/>
                 <wp:positionH relativeFrom="column">
                   <wp:posOffset>4955540</wp:posOffset>
@@ -34,9 +34,9 @@
                 <wp:wrapSquare wrapText="bothSides"/>
                 <wp:docPr id="1" name="Picture 288"/>
                 <wp:cNvGraphicFramePr/>
-                <a:graphic xmlns:a="http://schemas.openxmlformats.org/drawingml/2006/main">
+                <a:graphic>
                   <a:graphicData uri="http://schemas.openxmlformats.org/drawingml/2006/picture">
-                    <pic:pic xmlns:pic="http://schemas.openxmlformats.org/drawingml/2006/picture">
+                    <pic:pic>
                       <pic:nvPicPr>
                         <pic:cNvPr id="288" name="Picture 288"/>
                         <pic:cNvPicPr/>
@@ -441,6 +441,7 @@
                 <w:rFonts w:asciiTheme="minorHAnsi" w:hAnsiTheme="minorHAnsi" w:cstheme="minorHAnsi"/>
                 <w:sz w:val="22"/>
               </w:rPr>
+              <w:t xml:space="preserve">Igors Oļeiņikovs</w:t>
             </w:r>
             <w:r>
               <w:rPr>
@@ -525,6 +526,7 @@
                 <w:rFonts w:asciiTheme="minorHAnsi" w:hAnsiTheme="minorHAnsi" w:cstheme="minorHAnsi"/>
                 <w:sz w:val="22"/>
               </w:rPr>
+              <w:t xml:space="preserve">93642</w:t>
             </w:r>
             <w:r>
               <w:rPr>
@@ -609,6 +611,7 @@
                 <w:rFonts w:asciiTheme="minorHAnsi" w:hAnsiTheme="minorHAnsi" w:cstheme="minorHAnsi"/>
                 <w:sz w:val="22"/>
               </w:rPr>
+              <w:t xml:space="preserve">4501BTA</w:t>
             </w:r>
             <w:r>
               <w:rPr>
@@ -1240,6 +1243,7 @@
                 <w:rFonts w:asciiTheme="minorHAnsi" w:hAnsiTheme="minorHAnsi" w:cstheme="minorHAnsi"/>
                 <w:sz w:val="22"/>
               </w:rPr>
+              <w:t xml:space="preserve">Delivered</w:t>
             </w:r>
             <w:r>
               <w:rPr>
@@ -1361,6 +1365,7 @@
                 <w:rFonts w:asciiTheme="minorHAnsi" w:hAnsiTheme="minorHAnsi" w:cstheme="minorHAnsi"/>
                 <w:sz w:val="22"/>
               </w:rPr>
+              <w:t xml:space="preserve">Delivered</w:t>
             </w:r>
             <w:r>
               <w:rPr>
@@ -1482,6 +1487,7 @@
                 <w:rFonts w:asciiTheme="minorHAnsi" w:hAnsiTheme="minorHAnsi" w:cstheme="minorHAnsi"/>
                 <w:sz w:val="22"/>
               </w:rPr>
+              <w:t xml:space="preserve">Delivered</w:t>
             </w:r>
             <w:r>
               <w:rPr>
@@ -1603,6 +1609,7 @@
                 <w:rFonts w:asciiTheme="minorHAnsi" w:hAnsiTheme="minorHAnsi" w:cstheme="minorHAnsi"/>
                 <w:sz w:val="22"/>
               </w:rPr>
+              <w:t xml:space="preserve">Delivered</w:t>
             </w:r>
             <w:r>
               <w:rPr>
@@ -1720,16 +1727,7 @@
               </w:rPr>
             </w:pPr>
             <w:r>
-              <w:rPr>
-                <w:rFonts w:asciiTheme="minorHAnsi" w:hAnsiTheme="minorHAnsi" w:cstheme="minorHAnsi"/>
-                <w:sz w:val="22"/>
-              </w:rPr>
-            </w:r>
-            <w:r>
-              <w:rPr>
-                <w:rFonts w:asciiTheme="minorHAnsi" w:hAnsiTheme="minorHAnsi" w:cstheme="minorHAnsi"/>
-                <w:sz w:val="22"/>
-              </w:rPr>
+              <w:t>Delivered</w:t>
             </w:r>
           </w:p>
         </w:tc>
@@ -2884,16 +2882,16 @@
         <mc:AlternateContent>
           <mc:Choice Requires="wpg">
             <w:drawing>
-              <wp:inline xmlns:wp="http://schemas.openxmlformats.org/drawingml/2006/wordprocessingDrawing" distT="0" distB="0" distL="0" distR="0">
+              <wp:inline distT="0" distB="0" distL="0" distR="0">
                 <wp:extent cx="4427220" cy="1416050"/>
                 <wp:effectExtent l="0" t="0" r="0" b="0"/>
                 <wp:docPr id="2" name="Рисунок 1" descr="Изображение выглядит как текст, снимок экрана, Шрифт, число&#10;&#10;Контент, сгенерированный ИИ, может содержать ошибки."/>
                 <wp:cNvGraphicFramePr>
-                  <a:graphicFrameLocks xmlns:a="http://schemas.openxmlformats.org/drawingml/2006/main" noChangeAspect="1"/>
+                  <a:graphicFrameLocks noChangeAspect="1"/>
                 </wp:cNvGraphicFramePr>
-                <a:graphic xmlns:a="http://schemas.openxmlformats.org/drawingml/2006/main">
+                <a:graphic>
                   <a:graphicData uri="http://schemas.openxmlformats.org/drawingml/2006/picture">
-                    <pic:pic xmlns:pic="http://schemas.openxmlformats.org/drawingml/2006/picture">
+                    <pic:pic>
                       <pic:nvPicPr>
                         <pic:cNvPr id="1142144594" name="Рисунок 1" descr="Изображение выглядит как текст, снимок экрана, Шрифт, число&#10;&#10;Контент, сгенерированный ИИ, может содержать ошибки."/>
                         <pic:cNvPicPr>
@@ -3304,7 +3302,7 @@
           </w:tcPr>
           <w:p>
             <w:r>
-              <w:t>1</w:t>
+              <w:t>0</w:t>
             </w:r>
           </w:p>
         </w:tc>
@@ -4127,7 +4125,7 @@
           </w:tcPr>
           <w:p>
             <w:r>
-              <w:t>1</w:t>
+              <w:t>2</w:t>
             </w:r>
           </w:p>
         </w:tc>
@@ -4179,7 +4177,7 @@
           </w:tcPr>
           <w:p>
             <w:r>
-              <w:t>1</w:t>
+              <w:t>3</w:t>
             </w:r>
           </w:p>
         </w:tc>
@@ -4387,7 +4385,7 @@
           </w:tcPr>
           <w:p>
             <w:r>
-              <w:t>0</w:t>
+              <w:t>18</w:t>
             </w:r>
           </w:p>
         </w:tc>
@@ -4439,7 +4437,7 @@
           </w:tcPr>
           <w:p>
             <w:r>
-              <w:t>0</w:t>
+              <w:t>145</w:t>
             </w:r>
           </w:p>
         </w:tc>
@@ -4491,7 +4489,7 @@
           </w:tcPr>
           <w:p>
             <w:r>
-              <w:t>0</w:t>
+              <w:t>305</w:t>
             </w:r>
           </w:p>
         </w:tc>
@@ -4543,7 +4541,7 @@
           </w:tcPr>
           <w:p>
             <w:r>
-              <w:t>0</w:t>
+              <w:t>10</w:t>
             </w:r>
           </w:p>
         </w:tc>
@@ -4647,7 +4645,7 @@
           </w:tcPr>
           <w:p>
             <w:r>
-              <w:t>3</w:t>
+              <w:t>4</w:t>
             </w:r>
           </w:p>
         </w:tc>
@@ -4699,7 +4697,7 @@
           </w:tcPr>
           <w:p>
             <w:r>
-              <w:t>1</w:t>
+              <w:t>4</w:t>
             </w:r>
           </w:p>
         </w:tc>
@@ -4751,7 +4749,7 @@
           </w:tcPr>
           <w:p>
             <w:r>
-              <w:t>0</w:t>
+              <w:t>352</w:t>
             </w:r>
           </w:p>
         </w:tc>
@@ -4803,7 +4801,7 @@
           </w:tcPr>
           <w:p>
             <w:r>
-              <w:t>0</w:t>
+              <w:t>577</w:t>
             </w:r>
           </w:p>
         </w:tc>
@@ -4855,7 +4853,7 @@
           </w:tcPr>
           <w:p>
             <w:r>
-              <w:t>0</w:t>
+              <w:t>1185</w:t>
             </w:r>
           </w:p>
         </w:tc>
@@ -4907,7 +4905,7 @@
           </w:tcPr>
           <w:p>
             <w:r>
-              <w:t>5</w:t>
+              <w:t>56</w:t>
             </w:r>
           </w:p>
         </w:tc>
@@ -5011,7 +5009,7 @@
           </w:tcPr>
           <w:p>
             <w:r>
-              <w:t>0</w:t>
+              <w:t>4</w:t>
             </w:r>
           </w:p>
         </w:tc>
@@ -5063,7 +5061,7 @@
           </w:tcPr>
           <w:p>
             <w:r>
-              <w:t>1</w:t>
+              <w:t>9</w:t>
             </w:r>
           </w:p>
         </w:tc>
@@ -5115,7 +5113,7 @@
           </w:tcPr>
           <w:p>
             <w:r>
-              <w:t>0</w:t>
+              <w:t>18</w:t>
             </w:r>
           </w:p>
         </w:tc>
@@ -5167,7 +5165,7 @@
           </w:tcPr>
           <w:p>
             <w:r>
-              <w:t>0</w:t>
+              <w:t>354</w:t>
             </w:r>
           </w:p>
         </w:tc>
@@ -5219,7 +5217,7 @@
           </w:tcPr>
           <w:p>
             <w:r>
-              <w:t>0</w:t>
+              <w:t>356</w:t>
             </w:r>
           </w:p>
         </w:tc>
@@ -5271,7 +5269,7 @@
           </w:tcPr>
           <w:p>
             <w:r>
-              <w:t>0</w:t>
+              <w:t>288</w:t>
             </w:r>
           </w:p>
         </w:tc>
@@ -5323,7 +5321,7 @@
           </w:tcPr>
           <w:p>
             <w:r>
-              <w:t>0</w:t>
+              <w:t>1305</w:t>
             </w:r>
           </w:p>
         </w:tc>
@@ -5375,7 +5373,7 @@
           </w:tcPr>
           <w:p>
             <w:r>
-              <w:t>0</w:t>
+              <w:t>80</w:t>
             </w:r>
           </w:p>
         </w:tc>
@@ -5427,7 +5425,7 @@
           </w:tcPr>
           <w:p>
             <w:r>
-              <w:t>0</w:t>
+              <w:t>1386</w:t>
             </w:r>
           </w:p>
         </w:tc>
@@ -5479,7 +5477,7 @@
           </w:tcPr>
           <w:p>
             <w:r>
-              <w:t>0</w:t>
+              <w:t>2028</w:t>
             </w:r>
           </w:p>
         </w:tc>
@@ -5531,7 +5529,7 @@
           </w:tcPr>
           <w:p>
             <w:r>
-              <w:t>0</w:t>
+              <w:t>6</w:t>
             </w:r>
           </w:p>
         </w:tc>
@@ -5730,16 +5728,16 @@
         <mc:AlternateContent>
           <mc:Choice Requires="wpg">
             <w:drawing>
-              <wp:inline xmlns:wp="http://schemas.openxmlformats.org/drawingml/2006/wordprocessingDrawing" distT="0" distB="0" distL="0" distR="0">
+              <wp:inline distT="0" distB="0" distL="0" distR="0">
                 <wp:extent cx="5247640" cy="3197225"/>
                 <wp:effectExtent l="0" t="0" r="0" b="3175"/>
                 <wp:docPr id="3" name="Рисунок 1" descr="Изображение выглядит как текст, снимок экрана, программное обеспечение, Значок на компьютере&#10;&#10;Контент, сгенерированный ИИ, может содержать ошибки."/>
                 <wp:cNvGraphicFramePr>
-                  <a:graphicFrameLocks xmlns:a="http://schemas.openxmlformats.org/drawingml/2006/main" noChangeAspect="1"/>
+                  <a:graphicFrameLocks noChangeAspect="1"/>
                 </wp:cNvGraphicFramePr>
-                <a:graphic xmlns:a="http://schemas.openxmlformats.org/drawingml/2006/main">
+                <a:graphic>
                   <a:graphicData uri="http://schemas.openxmlformats.org/drawingml/2006/picture">
-                    <pic:pic xmlns:pic="http://schemas.openxmlformats.org/drawingml/2006/picture">
+                    <pic:pic>
                       <pic:nvPicPr>
                         <pic:cNvPr id="440812497" name="Рисунок 1" descr="Изображение выглядит как текст, снимок экрана, программное обеспечение, Значок на компьютере&#10;&#10;Контент, сгенерированный ИИ, может содержать ошибки."/>
                         <pic:cNvPicPr>
@@ -5952,16 +5950,16 @@
         <mc:AlternateContent>
           <mc:Choice Requires="wpg">
             <w:drawing>
-              <wp:inline xmlns:wp="http://schemas.openxmlformats.org/drawingml/2006/wordprocessingDrawing" distT="0" distB="0" distL="0" distR="0">
+              <wp:inline distT="0" distB="0" distL="0" distR="0">
                 <wp:extent cx="5114925" cy="1304925"/>
                 <wp:effectExtent l="0" t="0" r="9525" b="9525"/>
                 <wp:docPr id="4" name="Рисунок 1" descr="Изображение выглядит как текст, снимок экрана, Шрифт, линия&#10;&#10;Контент, сгенерированный ИИ, может содержать ошибки."/>
                 <wp:cNvGraphicFramePr>
-                  <a:graphicFrameLocks xmlns:a="http://schemas.openxmlformats.org/drawingml/2006/main" noChangeAspect="1"/>
+                  <a:graphicFrameLocks noChangeAspect="1"/>
                 </wp:cNvGraphicFramePr>
-                <a:graphic xmlns:a="http://schemas.openxmlformats.org/drawingml/2006/main">
+                <a:graphic>
                   <a:graphicData uri="http://schemas.openxmlformats.org/drawingml/2006/picture">
-                    <pic:pic xmlns:pic="http://schemas.openxmlformats.org/drawingml/2006/picture">
+                    <pic:pic>
                       <pic:nvPicPr>
                         <pic:cNvPr id="1701138114" name="Рисунок 1" descr="Изображение выглядит как текст, снимок экрана, Шрифт, линия&#10;&#10;Контент, сгенерированный ИИ, может содержать ошибки."/>
                         <pic:cNvPicPr>
@@ -6041,16 +6039,16 @@
         <mc:AlternateContent>
           <mc:Choice Requires="wpg">
             <w:drawing>
-              <wp:inline xmlns:wp="http://schemas.openxmlformats.org/drawingml/2006/wordprocessingDrawing" distT="0" distB="0" distL="0" distR="0">
+              <wp:inline distT="0" distB="0" distL="0" distR="0">
                 <wp:extent cx="4975860" cy="2273935"/>
                 <wp:effectExtent l="0" t="0" r="0" b="0"/>
                 <wp:docPr id="5" name="Рисунок 1" descr="Изображение выглядит как текст, снимок экрана, Шрифт, программное обеспечение&#10;&#10;Контент, сгенерированный ИИ, может содержать ошибки."/>
                 <wp:cNvGraphicFramePr>
-                  <a:graphicFrameLocks xmlns:a="http://schemas.openxmlformats.org/drawingml/2006/main" noChangeAspect="1"/>
+                  <a:graphicFrameLocks noChangeAspect="1"/>
                 </wp:cNvGraphicFramePr>
-                <a:graphic xmlns:a="http://schemas.openxmlformats.org/drawingml/2006/main">
+                <a:graphic>
                   <a:graphicData uri="http://schemas.openxmlformats.org/drawingml/2006/picture">
-                    <pic:pic xmlns:pic="http://schemas.openxmlformats.org/drawingml/2006/picture">
+                    <pic:pic>
                       <pic:nvPicPr>
                         <pic:cNvPr id="2047851523" name="Рисунок 1" descr="Изображение выглядит как текст, снимок экрана, Шрифт, программное обеспечение&#10;&#10;Контент, сгенерированный ИИ, может содержать ошибки."/>
                         <pic:cNvPicPr>
@@ -7734,6 +7732,20 @@
           <w:iCs/>
           <w:sz w:val="22"/>
         </w:rPr>
+      </w:r>
+    </w:p>
+    <w:p>
+      <w:pPr>
+        <w:pBdr/>
+        <w:spacing w:after="33" w:line="259" w:lineRule="auto"/>
+        <w:ind w:firstLine="720" w:left="0"/>
+        <w:rPr>
+          <w:rFonts w:eastAsia="Times New Roman" w:asciiTheme="minorHAnsi" w:hAnsiTheme="minorHAnsi" w:cstheme="minorHAnsi"/>
+          <w:sz w:val="22"/>
+        </w:rPr>
+      </w:pPr>
+      <w:r>
+        <w:t>A short solution analysis is provided here. The lower-level gates were minimized first and then reused as building blocks for the arithmetic, memory, and processor stages. The completion screenshots were also reviewed to verify the final NAND-gate totals and confirm the optimal solutions reported by the game.</w:t>
       </w:r>
     </w:p>
     <w:sectPr>

--- a/NandGame/Report NandGame_filled.docx
+++ b/NandGame/Report NandGame_filled.docx
@@ -7745,7 +7745,35 @@
         </w:rPr>
       </w:pPr>
       <w:r>
-        <w:t>A short solution analysis is provided here. The lower-level gates were minimized first and then reused as building blocks for the arithmetic, memory, and processor stages. The completion screenshots were also reviewed to verify the final NAND-gate totals and confirm the optimal solutions reported by the game.</w:t>
+        <w:t>This lab demonstrates that NAND is a universal gate, because every required component in the game can be derived from it, starting with NOT, AND, OR, and XOR and continuing up to multiplexers, adders, latches, registers, memory, and the final processor blocks. Because of that, the game provides a practical demonstration of how complex digital systems can be reduced to one primitive building block.</w:t>
+      </w:r>
+    </w:p>
+    <w:p>
+      <w:pPr>
+        <w:pBdr/>
+        <w:spacing w:after="33" w:line="259" w:lineRule="auto"/>
+        <w:ind w:firstLine="720" w:left="0"/>
+        <w:rPr>
+          <w:rFonts w:eastAsia="Times New Roman" w:asciiTheme="minorHAnsi" w:hAnsiTheme="minorHAnsi" w:cstheme="minorHAnsi"/>
+          <w:sz w:val="22"/>
+        </w:rPr>
+      </w:pPr>
+      <w:r>
+        <w:t>The technical workflow of the lab follows a hierarchical hardware design process. First, the basic combinational circuits were implemented and verified, including inversion, logic gates, multiplexing, half and full addition, multi-bit arithmetic, increment, subtraction, and condition detection. After that, sequential circuits were built from feedback-based structures, progressing from the SR latch and D latch to flip-flops, registers, counters, and RAM. The final part of the work combines the 16-bit datapath, ALU instruction decoding, control selector, control unit, processor state, and input-output logic into a Von Neumann style computer model.</w:t>
+      </w:r>
+    </w:p>
+    <w:p>
+      <w:pPr>
+        <w:pBdr/>
+        <w:spacing w:after="33" w:line="259" w:lineRule="auto"/>
+        <w:ind w:firstLine="720" w:left="0"/>
+        <w:rPr>
+          <w:rFonts w:eastAsia="Times New Roman" w:asciiTheme="minorHAnsi" w:hAnsiTheme="minorHAnsi" w:cstheme="minorHAnsi"/>
+          <w:sz w:val="22"/>
+        </w:rPr>
+      </w:pPr>
+      <w:r>
+        <w:t>An important engineering observation from this lab is that NAND-gate count increases rapidly when higher-level modules are expanded into their primitive implementation. For that reason, verified subcircuits were reused whenever possible, and unnecessary duplication was avoided to stay close to the optimal solutions shown by the game. The final screenshots were then used as the verification source for completion status, optimality, and the total NAND counts reported in this assessment.</w:t>
       </w:r>
     </w:p>
     <w:sectPr>
